--- a/Documentation/Acceptance Tests.docx
+++ b/Documentation/Acceptance Tests.docx
@@ -4,7 +4,7 @@
   <w:body>
     <w:p>
       <w:r>
-        <w:t>Find homes near user</w:t>
+        <w:t>Users want to add themselves to the user list</w:t>
       </w:r>
     </w:p>
     <w:p>
@@ -28,7 +28,7 @@
         </w:numPr>
       </w:pPr>
       <w:r>
-        <w:t>Sign into account</w:t>
+        <w:t>Select “New User”</w:t>
       </w:r>
     </w:p>
     <w:p>
@@ -40,7 +40,7 @@
         </w:numPr>
       </w:pPr>
       <w:r>
-        <w:t>Search for the area</w:t>
+        <w:t>Enter valid credentials</w:t>
       </w:r>
     </w:p>
     <w:p>
@@ -52,12 +52,7 @@
         </w:numPr>
       </w:pPr>
       <w:r>
-        <w:t>Pull up homes in the area</w:t>
-      </w:r>
-    </w:p>
-    <w:p>
-      <w:r>
-        <w:t>Create an account</w:t>
+        <w:t>Click submit</w:t>
       </w:r>
     </w:p>
     <w:p>
@@ -65,11 +60,22 @@
         <w:pStyle w:val="ListParagraph"/>
         <w:numPr>
           <w:ilvl w:val="0"/>
-          <w:numId w:val="4"/>
+          <w:numId w:val="1"/>
         </w:numPr>
       </w:pPr>
       <w:r>
-        <w:t>Visit site</w:t>
+        <w:t>The system</w:t>
+      </w:r>
+      <w:r>
+        <w:t xml:space="preserve"> should </w:t>
+      </w:r>
+      <w:r>
+        <w:t>add the user to the list of registered users</w:t>
+      </w:r>
+    </w:p>
+    <w:p>
+      <w:r>
+        <w:t xml:space="preserve">Users want to remove a home from the registered homes list </w:t>
       </w:r>
     </w:p>
     <w:p>
@@ -77,11 +83,11 @@
         <w:pStyle w:val="ListParagraph"/>
         <w:numPr>
           <w:ilvl w:val="0"/>
-          <w:numId w:val="4"/>
+          <w:numId w:val="9"/>
         </w:numPr>
       </w:pPr>
       <w:r>
-        <w:t>Enter email address</w:t>
+        <w:t>Visit site</w:t>
       </w:r>
     </w:p>
     <w:p>
@@ -89,11 +95,11 @@
         <w:pStyle w:val="ListParagraph"/>
         <w:numPr>
           <w:ilvl w:val="0"/>
-          <w:numId w:val="4"/>
+          <w:numId w:val="9"/>
         </w:numPr>
       </w:pPr>
       <w:r>
-        <w:t>Choose password</w:t>
+        <w:t>Select the desired home on the list of registered homes</w:t>
       </w:r>
     </w:p>
     <w:p>
@@ -101,16 +107,55 @@
         <w:pStyle w:val="ListParagraph"/>
         <w:numPr>
           <w:ilvl w:val="0"/>
-          <w:numId w:val="4"/>
+          <w:numId w:val="9"/>
         </w:numPr>
       </w:pPr>
       <w:r>
-        <w:t>Create account if valid</w:t>
+        <w:t>Select “remove home”</w:t>
       </w:r>
     </w:p>
     <w:p>
-      <w:r>
-        <w:t>Register home to site</w:t>
+      <w:pPr>
+        <w:pStyle w:val="ListParagraph"/>
+        <w:numPr>
+          <w:ilvl w:val="0"/>
+          <w:numId w:val="9"/>
+        </w:numPr>
+      </w:pPr>
+      <w:r>
+        <w:t>The system should remove the selected home from the list of registered homes</w:t>
+      </w:r>
+    </w:p>
+    <w:p>
+      <w:r>
+        <w:t xml:space="preserve">Register </w:t>
+      </w:r>
+      <w:r>
+        <w:t xml:space="preserve">a </w:t>
+      </w:r>
+      <w:r>
+        <w:t>home</w:t>
+      </w:r>
+      <w:r>
+        <w:t xml:space="preserve"> that </w:t>
+      </w:r>
+      <w:r>
+        <w:t xml:space="preserve">the </w:t>
+      </w:r>
+      <w:r>
+        <w:t>user o</w:t>
+      </w:r>
+      <w:r>
+        <w:t>wns</w:t>
+      </w:r>
+      <w:r>
+        <w:t xml:space="preserve"> to </w:t>
+      </w:r>
+      <w:r>
+        <w:t xml:space="preserve">the </w:t>
+      </w:r>
+      <w:r>
+        <w:t>site</w:t>
       </w:r>
     </w:p>
     <w:p>
@@ -134,7 +179,7 @@
         </w:numPr>
       </w:pPr>
       <w:r>
-        <w:t>Sign into account</w:t>
+        <w:t>Select “New Facility”</w:t>
       </w:r>
     </w:p>
     <w:p>
@@ -146,7 +191,7 @@
         </w:numPr>
       </w:pPr>
       <w:r>
-        <w:t>Provide information on the home</w:t>
+        <w:t>Enter valid credentials</w:t>
       </w:r>
     </w:p>
     <w:p>
@@ -158,7 +203,19 @@
         </w:numPr>
       </w:pPr>
       <w:r>
-        <w:t>Verify home</w:t>
+        <w:t>Click submit</w:t>
+      </w:r>
+    </w:p>
+    <w:p>
+      <w:pPr>
+        <w:pStyle w:val="ListParagraph"/>
+        <w:numPr>
+          <w:ilvl w:val="0"/>
+          <w:numId w:val="5"/>
+        </w:numPr>
+      </w:pPr>
+      <w:r>
+        <w:t>The system should add the home to the list of registered homes</w:t>
       </w:r>
     </w:p>
     <w:p>
@@ -187,7 +244,7 @@
         </w:numPr>
       </w:pPr>
       <w:r>
-        <w:t>Sign in account</w:t>
+        <w:t>Select desired user</w:t>
       </w:r>
     </w:p>
     <w:p>
@@ -199,7 +256,7 @@
         </w:numPr>
       </w:pPr>
       <w:r>
-        <w:t>Find account settings</w:t>
+        <w:t>Select “Delete User”</w:t>
       </w:r>
     </w:p>
     <w:p>
@@ -211,19 +268,7 @@
         </w:numPr>
       </w:pPr>
       <w:r>
-        <w:t>Select delete account</w:t>
-      </w:r>
-    </w:p>
-    <w:p>
-      <w:pPr>
-        <w:pStyle w:val="ListParagraph"/>
-        <w:numPr>
-          <w:ilvl w:val="0"/>
-          <w:numId w:val="6"/>
-        </w:numPr>
-      </w:pPr>
-      <w:r>
-        <w:t>Confirm deletion</w:t>
+        <w:t>The system should remove the selected user from the list of registered users</w:t>
       </w:r>
     </w:p>
     <w:sectPr>
@@ -239,6 +284,119 @@
 <file path=word/numbering.xml><?xml version="1.0" encoding="utf-8"?>
 <w:numbering xmlns:wpc="http://schemas.microsoft.com/office/word/2010/wordprocessingCanvas" xmlns:cx="http://schemas.microsoft.com/office/drawing/2014/chartex" xmlns:cx1="http://schemas.microsoft.com/office/drawing/2015/9/8/chartex" xmlns:cx2="http://schemas.microsoft.com/office/drawing/2015/10/21/chartex" xmlns:cx3="http://schemas.microsoft.com/office/drawing/2016/5/9/chartex" xmlns:cx4="http://schemas.microsoft.com/office/drawing/2016/5/10/chartex" xmlns:cx5="http://schemas.microsoft.com/office/drawing/2016/5/11/chartex" xmlns:cx6="http://schemas.microsoft.com/office/drawing/2016/5/12/chartex" xmlns:cx7="http://schemas.microsoft.com/office/drawing/2016/5/13/chartex" xmlns:cx8="http://schemas.microsoft.com/office/drawing/2016/5/14/chartex" xmlns:mc="http://schemas.openxmlformats.org/markup-compatibility/2006" xmlns:aink="http://schemas.microsoft.com/office/drawing/2016/ink" xmlns:am3d="http://schemas.microsoft.com/office/drawing/2017/model3d" xmlns:o="urn:schemas-microsoft-com:office:office" xmlns:oel="http://schemas.microsoft.com/office/2019/extlst" xmlns:r="http://schemas.openxmlformats.org/officeDocument/2006/relationships" xmlns:m="http://schemas.openxmlformats.org/officeDocument/2006/math" xmlns:v="urn:schemas-microsoft-com:vml" xmlns:wp14="http://schemas.microsoft.com/office/word/2010/wordprocessingDrawing" xmlns:wp="http://schemas.openxmlformats.org/drawingml/2006/wordprocessingDrawing" xmlns:w10="urn:schemas-microsoft-com:office:word" xmlns:w="http://schemas.openxmlformats.org/wordprocessingml/2006/main" xmlns:w14="http://schemas.microsoft.com/office/word/2010/wordml" xmlns:w15="http://schemas.microsoft.com/office/word/2012/wordml" xmlns:w16cex="http://schemas.microsoft.com/office/word/2018/wordml/cex" xmlns:w16cid="http://schemas.microsoft.com/office/word/2016/wordml/cid" xmlns:w16="http://schemas.microsoft.com/office/word/2018/wordml" xmlns:w16du="http://schemas.microsoft.com/office/word/2023/wordml/word16du" xmlns:w16sdtdh="http://schemas.microsoft.com/office/word/2020/wordml/sdtdatahash" xmlns:w16sdtfl="http://schemas.microsoft.com/office/word/2024/wordml/sdtformatlock" xmlns:w16se="http://schemas.microsoft.com/office/word/2015/wordml/symex" xmlns:wpg="http://schemas.microsoft.com/office/word/2010/wordprocessingGroup" xmlns:wpi="http://schemas.microsoft.com/office/word/2010/wordprocessingInk" xmlns:wne="http://schemas.microsoft.com/office/word/2006/wordml" xmlns:wps="http://schemas.microsoft.com/office/word/2010/wordprocessingShape" mc:Ignorable="w14 w15 w16se w16cid w16 w16cex w16sdtdh w16sdtfl w16du wp14">
   <w:abstractNum w:abstractNumId="0" w15:restartNumberingAfterBreak="0">
+    <w:nsid w:val="0D2D36F6"/>
+    <w:multiLevelType w:val="hybridMultilevel"/>
+    <w:tmpl w:val="9280BC0E"/>
+    <w:lvl w:ilvl="0" w:tplc="04090001">
+      <w:start w:val="1"/>
+      <w:numFmt w:val="bullet"/>
+      <w:lvlText w:val=""/>
+      <w:lvlJc w:val="left"/>
+      <w:pPr>
+        <w:ind w:left="720" w:hanging="360"/>
+      </w:pPr>
+      <w:rPr>
+        <w:rFonts w:ascii="Symbol" w:hAnsi="Symbol" w:hint="default"/>
+      </w:rPr>
+    </w:lvl>
+    <w:lvl w:ilvl="1" w:tplc="04090003" w:tentative="1">
+      <w:start w:val="1"/>
+      <w:numFmt w:val="bullet"/>
+      <w:lvlText w:val="o"/>
+      <w:lvlJc w:val="left"/>
+      <w:pPr>
+        <w:ind w:left="1440" w:hanging="360"/>
+      </w:pPr>
+      <w:rPr>
+        <w:rFonts w:ascii="Courier New" w:hAnsi="Courier New" w:cs="Courier New" w:hint="default"/>
+      </w:rPr>
+    </w:lvl>
+    <w:lvl w:ilvl="2" w:tplc="04090005" w:tentative="1">
+      <w:start w:val="1"/>
+      <w:numFmt w:val="bullet"/>
+      <w:lvlText w:val=""/>
+      <w:lvlJc w:val="left"/>
+      <w:pPr>
+        <w:ind w:left="2160" w:hanging="360"/>
+      </w:pPr>
+      <w:rPr>
+        <w:rFonts w:ascii="Wingdings" w:hAnsi="Wingdings" w:hint="default"/>
+      </w:rPr>
+    </w:lvl>
+    <w:lvl w:ilvl="3" w:tplc="04090001" w:tentative="1">
+      <w:start w:val="1"/>
+      <w:numFmt w:val="bullet"/>
+      <w:lvlText w:val=""/>
+      <w:lvlJc w:val="left"/>
+      <w:pPr>
+        <w:ind w:left="2880" w:hanging="360"/>
+      </w:pPr>
+      <w:rPr>
+        <w:rFonts w:ascii="Symbol" w:hAnsi="Symbol" w:hint="default"/>
+      </w:rPr>
+    </w:lvl>
+    <w:lvl w:ilvl="4" w:tplc="04090003" w:tentative="1">
+      <w:start w:val="1"/>
+      <w:numFmt w:val="bullet"/>
+      <w:lvlText w:val="o"/>
+      <w:lvlJc w:val="left"/>
+      <w:pPr>
+        <w:ind w:left="3600" w:hanging="360"/>
+      </w:pPr>
+      <w:rPr>
+        <w:rFonts w:ascii="Courier New" w:hAnsi="Courier New" w:cs="Courier New" w:hint="default"/>
+      </w:rPr>
+    </w:lvl>
+    <w:lvl w:ilvl="5" w:tplc="04090005" w:tentative="1">
+      <w:start w:val="1"/>
+      <w:numFmt w:val="bullet"/>
+      <w:lvlText w:val=""/>
+      <w:lvlJc w:val="left"/>
+      <w:pPr>
+        <w:ind w:left="4320" w:hanging="360"/>
+      </w:pPr>
+      <w:rPr>
+        <w:rFonts w:ascii="Wingdings" w:hAnsi="Wingdings" w:hint="default"/>
+      </w:rPr>
+    </w:lvl>
+    <w:lvl w:ilvl="6" w:tplc="04090001" w:tentative="1">
+      <w:start w:val="1"/>
+      <w:numFmt w:val="bullet"/>
+      <w:lvlText w:val=""/>
+      <w:lvlJc w:val="left"/>
+      <w:pPr>
+        <w:ind w:left="5040" w:hanging="360"/>
+      </w:pPr>
+      <w:rPr>
+        <w:rFonts w:ascii="Symbol" w:hAnsi="Symbol" w:hint="default"/>
+      </w:rPr>
+    </w:lvl>
+    <w:lvl w:ilvl="7" w:tplc="04090003" w:tentative="1">
+      <w:start w:val="1"/>
+      <w:numFmt w:val="bullet"/>
+      <w:lvlText w:val="o"/>
+      <w:lvlJc w:val="left"/>
+      <w:pPr>
+        <w:ind w:left="5760" w:hanging="360"/>
+      </w:pPr>
+      <w:rPr>
+        <w:rFonts w:ascii="Courier New" w:hAnsi="Courier New" w:cs="Courier New" w:hint="default"/>
+      </w:rPr>
+    </w:lvl>
+    <w:lvl w:ilvl="8" w:tplc="04090005" w:tentative="1">
+      <w:start w:val="1"/>
+      <w:numFmt w:val="bullet"/>
+      <w:lvlText w:val=""/>
+      <w:lvlJc w:val="left"/>
+      <w:pPr>
+        <w:ind w:left="6480" w:hanging="360"/>
+      </w:pPr>
+      <w:rPr>
+        <w:rFonts w:ascii="Wingdings" w:hAnsi="Wingdings" w:hint="default"/>
+      </w:rPr>
+    </w:lvl>
+  </w:abstractNum>
+  <w:abstractNum w:abstractNumId="1" w15:restartNumberingAfterBreak="0">
     <w:nsid w:val="2A301D93"/>
     <w:multiLevelType w:val="hybridMultilevel"/>
     <w:tmpl w:val="7890BD74"/>
@@ -351,7 +509,7 @@
       </w:rPr>
     </w:lvl>
   </w:abstractNum>
-  <w:abstractNum w:abstractNumId="1" w15:restartNumberingAfterBreak="0">
+  <w:abstractNum w:abstractNumId="2" w15:restartNumberingAfterBreak="0">
     <w:nsid w:val="2B202D12"/>
     <w:multiLevelType w:val="hybridMultilevel"/>
     <w:tmpl w:val="7E561686"/>
@@ -464,7 +622,152 @@
       </w:rPr>
     </w:lvl>
   </w:abstractNum>
-  <w:abstractNum w:abstractNumId="2" w15:restartNumberingAfterBreak="0">
+  <w:abstractNum w:abstractNumId="3" w15:restartNumberingAfterBreak="0">
+    <w:nsid w:val="30FE3643"/>
+    <w:multiLevelType w:val="multilevel"/>
+    <w:tmpl w:val="BD0ADF80"/>
+    <w:lvl w:ilvl="0">
+      <w:start w:val="1"/>
+      <w:numFmt w:val="bullet"/>
+      <w:lvlText w:val=""/>
+      <w:lvlJc w:val="left"/>
+      <w:pPr>
+        <w:tabs>
+          <w:tab w:val="num" w:pos="720"/>
+        </w:tabs>
+        <w:ind w:left="720" w:hanging="360"/>
+      </w:pPr>
+      <w:rPr>
+        <w:rFonts w:ascii="Symbol" w:hAnsi="Symbol" w:hint="default"/>
+        <w:sz w:val="20"/>
+      </w:rPr>
+    </w:lvl>
+    <w:lvl w:ilvl="1">
+      <w:start w:val="1"/>
+      <w:numFmt w:val="decimal"/>
+      <w:lvlText w:val="%2."/>
+      <w:lvlJc w:val="left"/>
+      <w:pPr>
+        <w:tabs>
+          <w:tab w:val="num" w:pos="1440"/>
+        </w:tabs>
+        <w:ind w:left="1440" w:hanging="360"/>
+      </w:pPr>
+    </w:lvl>
+    <w:lvl w:ilvl="2" w:tentative="1">
+      <w:start w:val="1"/>
+      <w:numFmt w:val="bullet"/>
+      <w:lvlText w:val=""/>
+      <w:lvlJc w:val="left"/>
+      <w:pPr>
+        <w:tabs>
+          <w:tab w:val="num" w:pos="2160"/>
+        </w:tabs>
+        <w:ind w:left="2160" w:hanging="360"/>
+      </w:pPr>
+      <w:rPr>
+        <w:rFonts w:ascii="Wingdings" w:hAnsi="Wingdings" w:hint="default"/>
+        <w:sz w:val="20"/>
+      </w:rPr>
+    </w:lvl>
+    <w:lvl w:ilvl="3" w:tentative="1">
+      <w:start w:val="1"/>
+      <w:numFmt w:val="bullet"/>
+      <w:lvlText w:val=""/>
+      <w:lvlJc w:val="left"/>
+      <w:pPr>
+        <w:tabs>
+          <w:tab w:val="num" w:pos="2880"/>
+        </w:tabs>
+        <w:ind w:left="2880" w:hanging="360"/>
+      </w:pPr>
+      <w:rPr>
+        <w:rFonts w:ascii="Wingdings" w:hAnsi="Wingdings" w:hint="default"/>
+        <w:sz w:val="20"/>
+      </w:rPr>
+    </w:lvl>
+    <w:lvl w:ilvl="4" w:tentative="1">
+      <w:start w:val="1"/>
+      <w:numFmt w:val="bullet"/>
+      <w:lvlText w:val=""/>
+      <w:lvlJc w:val="left"/>
+      <w:pPr>
+        <w:tabs>
+          <w:tab w:val="num" w:pos="3600"/>
+        </w:tabs>
+        <w:ind w:left="3600" w:hanging="360"/>
+      </w:pPr>
+      <w:rPr>
+        <w:rFonts w:ascii="Wingdings" w:hAnsi="Wingdings" w:hint="default"/>
+        <w:sz w:val="20"/>
+      </w:rPr>
+    </w:lvl>
+    <w:lvl w:ilvl="5" w:tentative="1">
+      <w:start w:val="1"/>
+      <w:numFmt w:val="bullet"/>
+      <w:lvlText w:val=""/>
+      <w:lvlJc w:val="left"/>
+      <w:pPr>
+        <w:tabs>
+          <w:tab w:val="num" w:pos="4320"/>
+        </w:tabs>
+        <w:ind w:left="4320" w:hanging="360"/>
+      </w:pPr>
+      <w:rPr>
+        <w:rFonts w:ascii="Wingdings" w:hAnsi="Wingdings" w:hint="default"/>
+        <w:sz w:val="20"/>
+      </w:rPr>
+    </w:lvl>
+    <w:lvl w:ilvl="6" w:tentative="1">
+      <w:start w:val="1"/>
+      <w:numFmt w:val="bullet"/>
+      <w:lvlText w:val=""/>
+      <w:lvlJc w:val="left"/>
+      <w:pPr>
+        <w:tabs>
+          <w:tab w:val="num" w:pos="5040"/>
+        </w:tabs>
+        <w:ind w:left="5040" w:hanging="360"/>
+      </w:pPr>
+      <w:rPr>
+        <w:rFonts w:ascii="Wingdings" w:hAnsi="Wingdings" w:hint="default"/>
+        <w:sz w:val="20"/>
+      </w:rPr>
+    </w:lvl>
+    <w:lvl w:ilvl="7" w:tentative="1">
+      <w:start w:val="1"/>
+      <w:numFmt w:val="bullet"/>
+      <w:lvlText w:val=""/>
+      <w:lvlJc w:val="left"/>
+      <w:pPr>
+        <w:tabs>
+          <w:tab w:val="num" w:pos="5760"/>
+        </w:tabs>
+        <w:ind w:left="5760" w:hanging="360"/>
+      </w:pPr>
+      <w:rPr>
+        <w:rFonts w:ascii="Wingdings" w:hAnsi="Wingdings" w:hint="default"/>
+        <w:sz w:val="20"/>
+      </w:rPr>
+    </w:lvl>
+    <w:lvl w:ilvl="8" w:tentative="1">
+      <w:start w:val="1"/>
+      <w:numFmt w:val="bullet"/>
+      <w:lvlText w:val=""/>
+      <w:lvlJc w:val="left"/>
+      <w:pPr>
+        <w:tabs>
+          <w:tab w:val="num" w:pos="6480"/>
+        </w:tabs>
+        <w:ind w:left="6480" w:hanging="360"/>
+      </w:pPr>
+      <w:rPr>
+        <w:rFonts w:ascii="Wingdings" w:hAnsi="Wingdings" w:hint="default"/>
+        <w:sz w:val="20"/>
+      </w:rPr>
+    </w:lvl>
+  </w:abstractNum>
+  <w:abstractNum w:abstractNumId="4" w15:restartNumberingAfterBreak="0">
     <w:nsid w:val="32EE05E4"/>
     <w:multiLevelType w:val="hybridMultilevel"/>
     <w:tmpl w:val="6682EE0C"/>
@@ -577,7 +880,7 @@
       </w:rPr>
     </w:lvl>
   </w:abstractNum>
-  <w:abstractNum w:abstractNumId="3" w15:restartNumberingAfterBreak="0">
+  <w:abstractNum w:abstractNumId="5" w15:restartNumberingAfterBreak="0">
     <w:nsid w:val="42AD3295"/>
     <w:multiLevelType w:val="hybridMultilevel"/>
     <w:tmpl w:val="6E54E3EC"/>
@@ -690,7 +993,7 @@
       </w:rPr>
     </w:lvl>
   </w:abstractNum>
-  <w:abstractNum w:abstractNumId="4" w15:restartNumberingAfterBreak="0">
+  <w:abstractNum w:abstractNumId="6" w15:restartNumberingAfterBreak="0">
     <w:nsid w:val="4E1B182F"/>
     <w:multiLevelType w:val="hybridMultilevel"/>
     <w:tmpl w:val="EC26ECA2"/>
@@ -803,7 +1106,120 @@
       </w:rPr>
     </w:lvl>
   </w:abstractNum>
-  <w:abstractNum w:abstractNumId="5" w15:restartNumberingAfterBreak="0">
+  <w:abstractNum w:abstractNumId="7" w15:restartNumberingAfterBreak="0">
+    <w:nsid w:val="52C35381"/>
+    <w:multiLevelType w:val="hybridMultilevel"/>
+    <w:tmpl w:val="F202C3AC"/>
+    <w:lvl w:ilvl="0" w:tplc="04090001">
+      <w:start w:val="1"/>
+      <w:numFmt w:val="bullet"/>
+      <w:lvlText w:val=""/>
+      <w:lvlJc w:val="left"/>
+      <w:pPr>
+        <w:ind w:left="720" w:hanging="360"/>
+      </w:pPr>
+      <w:rPr>
+        <w:rFonts w:ascii="Symbol" w:hAnsi="Symbol" w:hint="default"/>
+      </w:rPr>
+    </w:lvl>
+    <w:lvl w:ilvl="1" w:tplc="04090003" w:tentative="1">
+      <w:start w:val="1"/>
+      <w:numFmt w:val="bullet"/>
+      <w:lvlText w:val="o"/>
+      <w:lvlJc w:val="left"/>
+      <w:pPr>
+        <w:ind w:left="1440" w:hanging="360"/>
+      </w:pPr>
+      <w:rPr>
+        <w:rFonts w:ascii="Courier New" w:hAnsi="Courier New" w:cs="Courier New" w:hint="default"/>
+      </w:rPr>
+    </w:lvl>
+    <w:lvl w:ilvl="2" w:tplc="04090005" w:tentative="1">
+      <w:start w:val="1"/>
+      <w:numFmt w:val="bullet"/>
+      <w:lvlText w:val=""/>
+      <w:lvlJc w:val="left"/>
+      <w:pPr>
+        <w:ind w:left="2160" w:hanging="360"/>
+      </w:pPr>
+      <w:rPr>
+        <w:rFonts w:ascii="Wingdings" w:hAnsi="Wingdings" w:hint="default"/>
+      </w:rPr>
+    </w:lvl>
+    <w:lvl w:ilvl="3" w:tplc="04090001" w:tentative="1">
+      <w:start w:val="1"/>
+      <w:numFmt w:val="bullet"/>
+      <w:lvlText w:val=""/>
+      <w:lvlJc w:val="left"/>
+      <w:pPr>
+        <w:ind w:left="2880" w:hanging="360"/>
+      </w:pPr>
+      <w:rPr>
+        <w:rFonts w:ascii="Symbol" w:hAnsi="Symbol" w:hint="default"/>
+      </w:rPr>
+    </w:lvl>
+    <w:lvl w:ilvl="4" w:tplc="04090003" w:tentative="1">
+      <w:start w:val="1"/>
+      <w:numFmt w:val="bullet"/>
+      <w:lvlText w:val="o"/>
+      <w:lvlJc w:val="left"/>
+      <w:pPr>
+        <w:ind w:left="3600" w:hanging="360"/>
+      </w:pPr>
+      <w:rPr>
+        <w:rFonts w:ascii="Courier New" w:hAnsi="Courier New" w:cs="Courier New" w:hint="default"/>
+      </w:rPr>
+    </w:lvl>
+    <w:lvl w:ilvl="5" w:tplc="04090005" w:tentative="1">
+      <w:start w:val="1"/>
+      <w:numFmt w:val="bullet"/>
+      <w:lvlText w:val=""/>
+      <w:lvlJc w:val="left"/>
+      <w:pPr>
+        <w:ind w:left="4320" w:hanging="360"/>
+      </w:pPr>
+      <w:rPr>
+        <w:rFonts w:ascii="Wingdings" w:hAnsi="Wingdings" w:hint="default"/>
+      </w:rPr>
+    </w:lvl>
+    <w:lvl w:ilvl="6" w:tplc="04090001" w:tentative="1">
+      <w:start w:val="1"/>
+      <w:numFmt w:val="bullet"/>
+      <w:lvlText w:val=""/>
+      <w:lvlJc w:val="left"/>
+      <w:pPr>
+        <w:ind w:left="5040" w:hanging="360"/>
+      </w:pPr>
+      <w:rPr>
+        <w:rFonts w:ascii="Symbol" w:hAnsi="Symbol" w:hint="default"/>
+      </w:rPr>
+    </w:lvl>
+    <w:lvl w:ilvl="7" w:tplc="04090003" w:tentative="1">
+      <w:start w:val="1"/>
+      <w:numFmt w:val="bullet"/>
+      <w:lvlText w:val="o"/>
+      <w:lvlJc w:val="left"/>
+      <w:pPr>
+        <w:ind w:left="5760" w:hanging="360"/>
+      </w:pPr>
+      <w:rPr>
+        <w:rFonts w:ascii="Courier New" w:hAnsi="Courier New" w:cs="Courier New" w:hint="default"/>
+      </w:rPr>
+    </w:lvl>
+    <w:lvl w:ilvl="8" w:tplc="04090005" w:tentative="1">
+      <w:start w:val="1"/>
+      <w:numFmt w:val="bullet"/>
+      <w:lvlText w:val=""/>
+      <w:lvlJc w:val="left"/>
+      <w:pPr>
+        <w:ind w:left="6480" w:hanging="360"/>
+      </w:pPr>
+      <w:rPr>
+        <w:rFonts w:ascii="Wingdings" w:hAnsi="Wingdings" w:hint="default"/>
+      </w:rPr>
+    </w:lvl>
+  </w:abstractNum>
+  <w:abstractNum w:abstractNumId="8" w15:restartNumberingAfterBreak="0">
     <w:nsid w:val="78C163CE"/>
     <w:multiLevelType w:val="hybridMultilevel"/>
     <w:tmpl w:val="1E92149A"/>
@@ -917,22 +1333,31 @@
     </w:lvl>
   </w:abstractNum>
   <w:num w:numId="1" w16cid:durableId="47534923">
+    <w:abstractNumId w:val="4"/>
+  </w:num>
+  <w:num w:numId="2" w16cid:durableId="984508764">
     <w:abstractNumId w:val="2"/>
   </w:num>
-  <w:num w:numId="2" w16cid:durableId="984508764">
+  <w:num w:numId="3" w16cid:durableId="2028866834">
     <w:abstractNumId w:val="1"/>
   </w:num>
-  <w:num w:numId="3" w16cid:durableId="2028866834">
-    <w:abstractNumId w:val="0"/>
+  <w:num w:numId="4" w16cid:durableId="1410032015">
+    <w:abstractNumId w:val="8"/>
   </w:num>
-  <w:num w:numId="4" w16cid:durableId="1410032015">
+  <w:num w:numId="5" w16cid:durableId="1431197510">
+    <w:abstractNumId w:val="6"/>
+  </w:num>
+  <w:num w:numId="6" w16cid:durableId="1498765549">
     <w:abstractNumId w:val="5"/>
   </w:num>
-  <w:num w:numId="5" w16cid:durableId="1431197510">
-    <w:abstractNumId w:val="4"/>
+  <w:num w:numId="7" w16cid:durableId="1547140161">
+    <w:abstractNumId w:val="3"/>
   </w:num>
-  <w:num w:numId="6" w16cid:durableId="1498765549">
-    <w:abstractNumId w:val="3"/>
+  <w:num w:numId="8" w16cid:durableId="175929043">
+    <w:abstractNumId w:val="7"/>
+  </w:num>
+  <w:num w:numId="9" w16cid:durableId="1419213675">
+    <w:abstractNumId w:val="0"/>
   </w:num>
 </w:numbering>
 </file>
